--- a/pr-preview/pr-196/chapters/slides-posters-figures.docx
+++ b/pr-preview/pr-196/chapters/slides-posters-figures.docx
@@ -15,7 +15,7 @@
         <w:pStyle w:val="Date"/>
       </w:pPr>
       <w:r>
-        <w:t xml:space="preserve">Last modified: 2026-10-14 01:38:47 (PDT)</w:t>
+        <w:t xml:space="preserve">Last modified: 2026-10-14 01:47:52 (PDT)</w:t>
       </w:r>
     </w:p>
     <w:p>
@@ -966,7 +966,13 @@
               <w:spacing w:before="16" w:after="16"/>
             </w:pPr>
             <w:r>
-              <w:t xml:space="preserve">Adapted from the</w:t>
+              <w:t xml:space="preserve">The sections on slide decks, presentation resources and scientific figures</w:t>
+            </w:r>
+            <w:r>
+              <w:t xml:space="preserve"> </w:t>
+            </w:r>
+            <w:r>
+              <w:t xml:space="preserve">are adapted from the</w:t>
             </w:r>
             <w:r>
               <w:t xml:space="preserve"> </w:t>
@@ -1030,6 +1036,12 @@
             </w:r>
             <w:r>
               <w:t xml:space="preserve">by Jade Benjamin-Chung.</w:t>
+            </w:r>
+            <w:r>
+              <w:t xml:space="preserve"> </w:t>
+            </w:r>
+            <w:r>
+              <w:t xml:space="preserve">The section on three-dimensional graphs is original to this guide.</w:t>
             </w:r>
           </w:p>
           <w:p/>

--- a/pr-preview/pr-196/chapters/slides-posters-figures.docx
+++ b/pr-preview/pr-196/chapters/slides-posters-figures.docx
@@ -15,7 +15,7 @@
         <w:pStyle w:val="Date"/>
       </w:pPr>
       <w:r>
-        <w:t xml:space="preserve">Last modified: 2026-10-14 01:47:52 (PDT)</w:t>
+        <w:t xml:space="preserve">Last modified: 2026-10-14 01:54:24 (PDT)</w:t>
       </w:r>
     </w:p>
     <w:p>
